--- a/backend-google-docs/05-rest-api-design.docx
+++ b/backend-google-docs/05-rest-api-design.docx
@@ -3238,7 +3238,7 @@
       </w:pPr>
       <w:r>
         <w:rPr/>
-        <w:t>🎯 From Your Resume</w:t>
+        <w:t>🟢 More Basics</w:t>
       </w:r>
     </w:p>
     <w:p>
@@ -3258,7 +3258,2959 @@
           <w:color w:val="1F3A5F"/>
           <w:sz w:val="24"/>
         </w:rPr>
-        <w:t>Q20. "How did the frontend and backend agree on API contracts at BpoBox?"</w:t>
+        <w:t>Q20. What does "stateless" mean in REST?</w:t>
+      </w:r>
+      <w:r>
+        <w:rPr>
+          <w:color w:val="1F3A5F"/>
+          <w:sz w:val="24"/>
+        </w:rPr>
+      </w:r>
+    </w:p>
+    <w:p>
+      <w:r>
+        <w:rPr/>
+      </w:r>
+      <w:r>
+        <w:rPr>
+          <w:b/>
+        </w:rPr>
+        <w:t>Short answer:</w:t>
+      </w:r>
+      <w:r>
+        <w:rPr/>
+        <w:t xml:space="preserve"> Each request contains everything needed to process it (auth, parameters); the server keeps no client session state between requests.</w:t>
+      </w:r>
+    </w:p>
+    <w:p>
+      <w:r>
+        <w:rPr/>
+      </w:r>
+      <w:r>
+        <w:rPr>
+          <w:b/>
+        </w:rPr>
+        <w:t>Explanation:</w:t>
+      </w:r>
+      <w:r>
+        <w:rPr/>
+        <w:t xml:space="preserve"> Statelessness lets any instance handle any request, which makes scaling easy. Session data lives in tokens or a shared store.</w:t>
+      </w:r>
+    </w:p>
+    <w:p>
+      <w:r>
+        <w:rPr/>
+      </w:r>
+      <w:r>
+        <w:rPr>
+          <w:b/>
+        </w:rPr>
+        <w:t>Example:</w:t>
+      </w:r>
+      <w:r>
+        <w:rPr/>
+        <w:t xml:space="preserve"> Every request carries a session cookie or bearer token, so a load balancer can send it anywhere.</w:t>
+      </w:r>
+    </w:p>
+    <w:p>
+      <w:r>
+        <w:rPr/>
+      </w:r>
+      <w:r>
+        <w:rPr>
+          <w:b/>
+        </w:rPr>
+        <w:t>Say it like this:</w:t>
+      </w:r>
+      <w:r>
+        <w:rPr/>
+        <w:t xml:space="preserve"> "Stateless servers mean any instance can serve any request, which is what makes horizontal scaling simple."</w:t>
+      </w:r>
+    </w:p>
+    <w:p>
+      <w:pPr>
+        <w:pBdr>
+          <w:bottom w:val="single" w:sz="6" w:space="1" w:color="BFC7D5"/>
+        </w:pBdr>
+      </w:pPr>
+    </w:p>
+    <w:p>
+      <w:pPr>
+        <w:keepNext/>
+        <w:spacing w:before="200"/>
+      </w:pPr>
+      <w:r>
+        <w:rPr>
+          <w:color w:val="1F3A5F"/>
+          <w:sz w:val="24"/>
+        </w:rPr>
+      </w:r>
+      <w:r>
+        <w:rPr>
+          <w:b/>
+          <w:color w:val="1F3A5F"/>
+          <w:sz w:val="24"/>
+        </w:rPr>
+        <w:t>Q21. What are safe methods?</w:t>
+      </w:r>
+      <w:r>
+        <w:rPr>
+          <w:color w:val="1F3A5F"/>
+          <w:sz w:val="24"/>
+        </w:rPr>
+      </w:r>
+    </w:p>
+    <w:p>
+      <w:r>
+        <w:rPr/>
+      </w:r>
+      <w:r>
+        <w:rPr>
+          <w:b/>
+        </w:rPr>
+        <w:t>Short answer:</w:t>
+      </w:r>
+      <w:r>
+        <w:rPr/>
+        <w:t xml:space="preserve"> Methods that don't change server state: GET, HEAD, OPTIONS.</w:t>
+      </w:r>
+    </w:p>
+    <w:p>
+      <w:r>
+        <w:rPr/>
+      </w:r>
+      <w:r>
+        <w:rPr>
+          <w:b/>
+        </w:rPr>
+        <w:t>Explanation:</w:t>
+      </w:r>
+      <w:r>
+        <w:rPr/>
+        <w:t xml:space="preserve"> Caches and crawlers assume GET is safe, so never change data on GET.</w:t>
+      </w:r>
+    </w:p>
+    <w:p>
+      <w:r>
+        <w:rPr/>
+      </w:r>
+      <w:r>
+        <w:rPr>
+          <w:b/>
+        </w:rPr>
+        <w:t>Example:</w:t>
+      </w:r>
+      <w:r>
+        <w:rPr/>
+        <w:t xml:space="preserve"> A </w:t>
+      </w:r>
+      <w:r>
+        <w:rPr>
+          <w:rFonts w:ascii="Courier New" w:hAnsi="Courier New"/>
+          <w:color w:val="B42318"/>
+          <w:sz w:val="20"/>
+        </w:rPr>
+        <w:t>GET /logout</w:t>
+      </w:r>
+      <w:r>
+        <w:rPr/>
+        <w:t xml:space="preserve"> link can be triggered by prefetching; use POST.</w:t>
+      </w:r>
+    </w:p>
+    <w:p>
+      <w:r>
+        <w:rPr/>
+      </w:r>
+      <w:r>
+        <w:rPr>
+          <w:b/>
+        </w:rPr>
+        <w:t>Say it like this:</w:t>
+      </w:r>
+      <w:r>
+        <w:rPr/>
+        <w:t xml:space="preserve"> "GET must never change anything, because browsers, proxies and crawlers call it freely."</w:t>
+      </w:r>
+    </w:p>
+    <w:p>
+      <w:pPr>
+        <w:pBdr>
+          <w:bottom w:val="single" w:sz="6" w:space="1" w:color="BFC7D5"/>
+        </w:pBdr>
+      </w:pPr>
+    </w:p>
+    <w:p>
+      <w:pPr>
+        <w:keepNext/>
+        <w:spacing w:before="200"/>
+      </w:pPr>
+      <w:r>
+        <w:rPr>
+          <w:color w:val="1F3A5F"/>
+          <w:sz w:val="24"/>
+        </w:rPr>
+      </w:r>
+      <w:r>
+        <w:rPr>
+          <w:b/>
+          <w:color w:val="1F3A5F"/>
+          <w:sz w:val="24"/>
+        </w:rPr>
+        <w:t>Q22. When should you return 200 vs 201 vs 202 vs 204?</w:t>
+      </w:r>
+      <w:r>
+        <w:rPr>
+          <w:color w:val="1F3A5F"/>
+          <w:sz w:val="24"/>
+        </w:rPr>
+      </w:r>
+    </w:p>
+    <w:p>
+      <w:r>
+        <w:rPr/>
+      </w:r>
+      <w:r>
+        <w:rPr>
+          <w:b/>
+        </w:rPr>
+        <w:t>Short answer:</w:t>
+      </w:r>
+      <w:r>
+        <w:rPr/>
+        <w:t xml:space="preserve"> 200 for successful reads and updates with a body, 201 for created resources, 202 for accepted async work, 204 for success with no body.</w:t>
+      </w:r>
+    </w:p>
+    <w:p>
+      <w:r>
+        <w:rPr/>
+      </w:r>
+      <w:r>
+        <w:rPr>
+          <w:b/>
+        </w:rPr>
+        <w:t>Explanation:</w:t>
+      </w:r>
+      <w:r>
+        <w:rPr/>
+        <w:t xml:space="preserve"> 201 should include a </w:t>
+      </w:r>
+      <w:r>
+        <w:rPr>
+          <w:rFonts w:ascii="Courier New" w:hAnsi="Courier New"/>
+          <w:color w:val="B42318"/>
+          <w:sz w:val="20"/>
+        </w:rPr>
+        <w:t>Location</w:t>
+      </w:r>
+      <w:r>
+        <w:rPr/>
+        <w:t xml:space="preserve"> header.</w:t>
+      </w:r>
+    </w:p>
+    <w:p>
+      <w:r>
+        <w:rPr/>
+      </w:r>
+      <w:r>
+        <w:rPr>
+          <w:b/>
+        </w:rPr>
+        <w:t>Example:</w:t>
+      </w:r>
+      <w:r>
+        <w:rPr/>
+        <w:t xml:space="preserve"> </w:t>
+      </w:r>
+      <w:r>
+        <w:rPr>
+          <w:rFonts w:ascii="Courier New" w:hAnsi="Courier New"/>
+          <w:color w:val="B42318"/>
+          <w:sz w:val="20"/>
+        </w:rPr>
+        <w:t>POST /calls/42/score</w:t>
+      </w:r>
+      <w:r>
+        <w:rPr/>
+        <w:t xml:space="preserve"> → 202 with a job URL; </w:t>
+      </w:r>
+      <w:r>
+        <w:rPr>
+          <w:rFonts w:ascii="Courier New" w:hAnsi="Courier New"/>
+          <w:color w:val="B42318"/>
+          <w:sz w:val="20"/>
+        </w:rPr>
+        <w:t>DELETE /scorecards/7</w:t>
+      </w:r>
+      <w:r>
+        <w:rPr/>
+        <w:t xml:space="preserve"> → 204.</w:t>
+      </w:r>
+    </w:p>
+    <w:p>
+      <w:r>
+        <w:rPr/>
+      </w:r>
+      <w:r>
+        <w:rPr>
+          <w:b/>
+        </w:rPr>
+        <w:t>Say it like this:</w:t>
+      </w:r>
+      <w:r>
+        <w:rPr/>
+        <w:t xml:space="preserve"> "The status code tells the client what happened before it even reads the body."</w:t>
+      </w:r>
+    </w:p>
+    <w:p>
+      <w:pPr>
+        <w:pBdr>
+          <w:bottom w:val="single" w:sz="6" w:space="1" w:color="BFC7D5"/>
+        </w:pBdr>
+      </w:pPr>
+    </w:p>
+    <w:p>
+      <w:pPr>
+        <w:keepNext/>
+        <w:spacing w:before="200"/>
+      </w:pPr>
+      <w:r>
+        <w:rPr>
+          <w:color w:val="1F3A5F"/>
+          <w:sz w:val="24"/>
+        </w:rPr>
+      </w:r>
+      <w:r>
+        <w:rPr>
+          <w:b/>
+          <w:color w:val="1F3A5F"/>
+          <w:sz w:val="24"/>
+        </w:rPr>
+        <w:t>Q23. When do you use 400 vs 422?</w:t>
+      </w:r>
+      <w:r>
+        <w:rPr>
+          <w:color w:val="1F3A5F"/>
+          <w:sz w:val="24"/>
+        </w:rPr>
+      </w:r>
+    </w:p>
+    <w:p>
+      <w:r>
+        <w:rPr/>
+      </w:r>
+      <w:r>
+        <w:rPr>
+          <w:b/>
+        </w:rPr>
+        <w:t>Short answer:</w:t>
+      </w:r>
+      <w:r>
+        <w:rPr/>
+        <w:t xml:space="preserve"> 400 for malformed requests (bad JSON, wrong types); 422 for well-formed requests that fail business validation. Many teams use 400 for both; consistency matters most.</w:t>
+      </w:r>
+    </w:p>
+    <w:p>
+      <w:r>
+        <w:rPr/>
+      </w:r>
+      <w:r>
+        <w:rPr>
+          <w:b/>
+        </w:rPr>
+        <w:t>Explanation:</w:t>
+      </w:r>
+      <w:r>
+        <w:rPr/>
+        <w:t xml:space="preserve"> Document your choice and include field-level errors.</w:t>
+      </w:r>
+    </w:p>
+    <w:p>
+      <w:r>
+        <w:rPr/>
+      </w:r>
+      <w:r>
+        <w:rPr>
+          <w:b/>
+        </w:rPr>
+        <w:t>Example:</w:t>
+      </w:r>
+      <w:r>
+        <w:rPr/>
+        <w:t xml:space="preserve"> Invalid JSON → 400; score of 120 when max is 100 → 422.</w:t>
+      </w:r>
+    </w:p>
+    <w:p>
+      <w:r>
+        <w:rPr/>
+      </w:r>
+      <w:r>
+        <w:rPr>
+          <w:b/>
+        </w:rPr>
+        <w:t>Say it like this:</w:t>
+      </w:r>
+      <w:r>
+        <w:rPr/>
+        <w:t xml:space="preserve"> "I distinguish 'can't parse' from 'parsed but invalid' if the team agrees, but consistency beats purity."</w:t>
+      </w:r>
+    </w:p>
+    <w:p>
+      <w:pPr>
+        <w:pBdr>
+          <w:bottom w:val="single" w:sz="6" w:space="1" w:color="BFC7D5"/>
+        </w:pBdr>
+      </w:pPr>
+    </w:p>
+    <w:p>
+      <w:pPr>
+        <w:keepNext/>
+        <w:spacing w:before="200"/>
+      </w:pPr>
+      <w:r>
+        <w:rPr>
+          <w:color w:val="1F3A5F"/>
+          <w:sz w:val="24"/>
+        </w:rPr>
+      </w:r>
+      <w:r>
+        <w:rPr>
+          <w:b/>
+          <w:color w:val="1F3A5F"/>
+          <w:sz w:val="24"/>
+        </w:rPr>
+        <w:t>Q24. What is content negotiation?</w:t>
+      </w:r>
+      <w:r>
+        <w:rPr>
+          <w:color w:val="1F3A5F"/>
+          <w:sz w:val="24"/>
+        </w:rPr>
+      </w:r>
+    </w:p>
+    <w:p>
+      <w:r>
+        <w:rPr/>
+      </w:r>
+      <w:r>
+        <w:rPr>
+          <w:b/>
+        </w:rPr>
+        <w:t>Short answer:</w:t>
+      </w:r>
+      <w:r>
+        <w:rPr/>
+        <w:t xml:space="preserve"> The client states acceptable formats with </w:t>
+      </w:r>
+      <w:r>
+        <w:rPr>
+          <w:rFonts w:ascii="Courier New" w:hAnsi="Courier New"/>
+          <w:color w:val="B42318"/>
+          <w:sz w:val="20"/>
+        </w:rPr>
+        <w:t>Accept</w:t>
+      </w:r>
+      <w:r>
+        <w:rPr/>
+        <w:t xml:space="preserve"> (and sends </w:t>
+      </w:r>
+      <w:r>
+        <w:rPr>
+          <w:rFonts w:ascii="Courier New" w:hAnsi="Courier New"/>
+          <w:color w:val="B42318"/>
+          <w:sz w:val="20"/>
+        </w:rPr>
+        <w:t>Content-Type</w:t>
+      </w:r>
+      <w:r>
+        <w:rPr/>
+        <w:t>); the server responds in a supported format or 406/415.</w:t>
+      </w:r>
+    </w:p>
+    <w:p>
+      <w:r>
+        <w:rPr/>
+      </w:r>
+      <w:r>
+        <w:rPr>
+          <w:b/>
+        </w:rPr>
+        <w:t>Explanation:</w:t>
+      </w:r>
+      <w:r>
+        <w:rPr/>
+        <w:t xml:space="preserve"> Most JSON APIs only support </w:t>
+      </w:r>
+      <w:r>
+        <w:rPr>
+          <w:rFonts w:ascii="Courier New" w:hAnsi="Courier New"/>
+          <w:color w:val="B42318"/>
+          <w:sz w:val="20"/>
+        </w:rPr>
+        <w:t>application/json</w:t>
+      </w:r>
+      <w:r>
+        <w:rPr/>
+        <w:t xml:space="preserve"> but should still reject wrong content types.</w:t>
+      </w:r>
+    </w:p>
+    <w:p>
+      <w:r>
+        <w:rPr/>
+      </w:r>
+      <w:r>
+        <w:rPr>
+          <w:b/>
+        </w:rPr>
+        <w:t>Example:</w:t>
+      </w:r>
+      <w:r>
+        <w:rPr/>
+        <w:t xml:space="preserve"> </w:t>
+      </w:r>
+      <w:r>
+        <w:rPr>
+          <w:rFonts w:ascii="Courier New" w:hAnsi="Courier New"/>
+          <w:color w:val="B42318"/>
+          <w:sz w:val="20"/>
+        </w:rPr>
+        <w:t>Accept: text/csv</w:t>
+      </w:r>
+      <w:r>
+        <w:rPr/>
+        <w:t xml:space="preserve"> on </w:t>
+      </w:r>
+      <w:r>
+        <w:rPr>
+          <w:rFonts w:ascii="Courier New" w:hAnsi="Courier New"/>
+          <w:color w:val="B42318"/>
+          <w:sz w:val="20"/>
+        </w:rPr>
+        <w:t>/reports/monthly</w:t>
+      </w:r>
+      <w:r>
+        <w:rPr/>
+        <w:t xml:space="preserve"> returns a CSV export.</w:t>
+      </w:r>
+    </w:p>
+    <w:p>
+      <w:r>
+        <w:rPr/>
+      </w:r>
+      <w:r>
+        <w:rPr>
+          <w:b/>
+        </w:rPr>
+        <w:t>Say it like this:</w:t>
+      </w:r>
+      <w:r>
+        <w:rPr/>
+        <w:t xml:space="preserve"> "Headers say what format is sent and wanted; I use it for things like CSV exports from the same endpoint."</w:t>
+      </w:r>
+    </w:p>
+    <w:p>
+      <w:pPr>
+        <w:pBdr>
+          <w:bottom w:val="single" w:sz="6" w:space="1" w:color="BFC7D5"/>
+        </w:pBdr>
+      </w:pPr>
+    </w:p>
+    <w:p>
+      <w:pPr>
+        <w:keepNext/>
+        <w:spacing w:before="200"/>
+      </w:pPr>
+      <w:r>
+        <w:rPr>
+          <w:color w:val="1F3A5F"/>
+          <w:sz w:val="24"/>
+        </w:rPr>
+      </w:r>
+      <w:r>
+        <w:rPr>
+          <w:b/>
+          <w:color w:val="1F3A5F"/>
+          <w:sz w:val="24"/>
+        </w:rPr>
+        <w:t>Q25. How should dates and times be represented in an API?</w:t>
+      </w:r>
+      <w:r>
+        <w:rPr>
+          <w:color w:val="1F3A5F"/>
+          <w:sz w:val="24"/>
+        </w:rPr>
+      </w:r>
+    </w:p>
+    <w:p>
+      <w:r>
+        <w:rPr/>
+      </w:r>
+      <w:r>
+        <w:rPr>
+          <w:b/>
+        </w:rPr>
+        <w:t>Short answer:</w:t>
+      </w:r>
+      <w:r>
+        <w:rPr/>
+        <w:t xml:space="preserve"> ISO 8601 strings in UTC with a </w:t>
+      </w:r>
+      <w:r>
+        <w:rPr>
+          <w:rFonts w:ascii="Courier New" w:hAnsi="Courier New"/>
+          <w:color w:val="B42318"/>
+          <w:sz w:val="20"/>
+        </w:rPr>
+        <w:t>Z</w:t>
+      </w:r>
+      <w:r>
+        <w:rPr/>
+        <w:t xml:space="preserve"> (or explicit offset), and IANA time zone names when local time matters.</w:t>
+      </w:r>
+    </w:p>
+    <w:p>
+      <w:r>
+        <w:rPr/>
+      </w:r>
+      <w:r>
+        <w:rPr>
+          <w:b/>
+        </w:rPr>
+        <w:t>Explanation:</w:t>
+      </w:r>
+      <w:r>
+        <w:rPr/>
+        <w:t xml:space="preserve"> Never send ambiguous local times; let clients format for display.</w:t>
+      </w:r>
+    </w:p>
+    <w:p>
+      <w:r>
+        <w:rPr/>
+      </w:r>
+      <w:r>
+        <w:rPr>
+          <w:b/>
+        </w:rPr>
+        <w:t>Example:</w:t>
+      </w:r>
+      <w:r>
+        <w:rPr/>
+        <w:t xml:space="preserve"> </w:t>
+      </w:r>
+      <w:r>
+        <w:rPr>
+          <w:rFonts w:ascii="Courier New" w:hAnsi="Courier New"/>
+          <w:color w:val="B42318"/>
+          <w:sz w:val="20"/>
+        </w:rPr>
+        <w:t>"startedAt": "2026-03-14T09:30:00Z"</w:t>
+      </w:r>
+      <w:r>
+        <w:rPr/>
+        <w:t xml:space="preserve">, </w:t>
+      </w:r>
+      <w:r>
+        <w:rPr>
+          <w:rFonts w:ascii="Courier New" w:hAnsi="Courier New"/>
+          <w:color w:val="B42318"/>
+          <w:sz w:val="20"/>
+        </w:rPr>
+        <w:t>"timeZone": "Asia/Kolkata"</w:t>
+      </w:r>
+      <w:r>
+        <w:rPr/>
+        <w:t>.</w:t>
+      </w:r>
+    </w:p>
+    <w:p>
+      <w:r>
+        <w:rPr/>
+      </w:r>
+      <w:r>
+        <w:rPr>
+          <w:b/>
+        </w:rPr>
+        <w:t>Say it like this:</w:t>
+      </w:r>
+      <w:r>
+        <w:rPr/>
+        <w:t xml:space="preserve"> "UTC ISO timestamps in the API, time zones as IANA names, and formatting happens in the client."</w:t>
+      </w:r>
+    </w:p>
+    <w:p>
+      <w:pPr>
+        <w:pBdr>
+          <w:bottom w:val="single" w:sz="6" w:space="1" w:color="BFC7D5"/>
+        </w:pBdr>
+      </w:pPr>
+    </w:p>
+    <w:p>
+      <w:pPr>
+        <w:keepNext/>
+        <w:spacing w:before="200"/>
+      </w:pPr>
+      <w:r>
+        <w:rPr>
+          <w:color w:val="1F3A5F"/>
+          <w:sz w:val="24"/>
+        </w:rPr>
+      </w:r>
+      <w:r>
+        <w:rPr>
+          <w:b/>
+          <w:color w:val="1F3A5F"/>
+          <w:sz w:val="24"/>
+        </w:rPr>
+        <w:t>Q26. How do you represent money in an API?</w:t>
+      </w:r>
+      <w:r>
+        <w:rPr>
+          <w:color w:val="1F3A5F"/>
+          <w:sz w:val="24"/>
+        </w:rPr>
+      </w:r>
+    </w:p>
+    <w:p>
+      <w:r>
+        <w:rPr/>
+      </w:r>
+      <w:r>
+        <w:rPr>
+          <w:b/>
+        </w:rPr>
+        <w:t>Short answer:</w:t>
+      </w:r>
+      <w:r>
+        <w:rPr/>
+        <w:t xml:space="preserve"> Integer minor units (paise, cents) plus a currency code, never floating-point numbers.</w:t>
+      </w:r>
+    </w:p>
+    <w:p>
+      <w:r>
+        <w:rPr/>
+      </w:r>
+      <w:r>
+        <w:rPr>
+          <w:b/>
+        </w:rPr>
+        <w:t>Explanation:</w:t>
+      </w:r>
+      <w:r>
+        <w:rPr/>
+        <w:t xml:space="preserve"> Floats cause rounding errors.</w:t>
+      </w:r>
+    </w:p>
+    <w:p>
+      <w:r>
+        <w:rPr/>
+      </w:r>
+      <w:r>
+        <w:rPr>
+          <w:b/>
+        </w:rPr>
+        <w:t>Example:</w:t>
+      </w:r>
+      <w:r>
+        <w:rPr/>
+        <w:t xml:space="preserve"> </w:t>
+      </w:r>
+      <w:r>
+        <w:rPr>
+          <w:rFonts w:ascii="Courier New" w:hAnsi="Courier New"/>
+          <w:color w:val="B42318"/>
+          <w:sz w:val="20"/>
+        </w:rPr>
+        <w:t>{ "amount": 149900, "currency": "INR" }</w:t>
+      </w:r>
+      <w:r>
+        <w:rPr/>
+        <w:t xml:space="preserve"> for ₹1,499.00.</w:t>
+      </w:r>
+    </w:p>
+    <w:p>
+      <w:r>
+        <w:rPr/>
+      </w:r>
+      <w:r>
+        <w:rPr>
+          <w:b/>
+        </w:rPr>
+        <w:t>Say it like this:</w:t>
+      </w:r>
+      <w:r>
+        <w:rPr/>
+        <w:t xml:space="preserve"> "Money is an integer in minor units with a currency code, because floats lose pennies."</w:t>
+      </w:r>
+    </w:p>
+    <w:p>
+      <w:pPr>
+        <w:pBdr>
+          <w:bottom w:val="single" w:sz="6" w:space="1" w:color="BFC7D5"/>
+        </w:pBdr>
+      </w:pPr>
+    </w:p>
+    <w:p>
+      <w:pPr>
+        <w:keepNext/>
+        <w:spacing w:before="200"/>
+      </w:pPr>
+      <w:r>
+        <w:rPr>
+          <w:color w:val="1F3A5F"/>
+          <w:sz w:val="24"/>
+        </w:rPr>
+      </w:r>
+      <w:r>
+        <w:rPr>
+          <w:b/>
+          <w:color w:val="1F3A5F"/>
+          <w:sz w:val="24"/>
+        </w:rPr>
+        <w:t>Q27. What makes a good resource ID?</w:t>
+      </w:r>
+      <w:r>
+        <w:rPr>
+          <w:color w:val="1F3A5F"/>
+          <w:sz w:val="24"/>
+        </w:rPr>
+      </w:r>
+    </w:p>
+    <w:p>
+      <w:r>
+        <w:rPr/>
+      </w:r>
+      <w:r>
+        <w:rPr>
+          <w:b/>
+        </w:rPr>
+        <w:t>Short answer:</w:t>
+      </w:r>
+      <w:r>
+        <w:rPr/>
+        <w:t xml:space="preserve"> Opaque, non-sequential IDs (UUIDv7, ULID or prefixed IDs) that don't leak counts and are safe to expose.</w:t>
+      </w:r>
+    </w:p>
+    <w:p>
+      <w:r>
+        <w:rPr/>
+      </w:r>
+      <w:r>
+        <w:rPr>
+          <w:b/>
+        </w:rPr>
+        <w:t>Explanation:</w:t>
+      </w:r>
+      <w:r>
+        <w:rPr/>
+        <w:t xml:space="preserve"> Sequential IDs make enumeration and IDOR attacks easier, though authorisation is the real defence.</w:t>
+      </w:r>
+    </w:p>
+    <w:p>
+      <w:r>
+        <w:rPr/>
+      </w:r>
+      <w:r>
+        <w:rPr>
+          <w:b/>
+        </w:rPr>
+        <w:t>Example:</w:t>
+      </w:r>
+      <w:r>
+        <w:rPr/>
+        <w:t xml:space="preserve"> </w:t>
+      </w:r>
+      <w:r>
+        <w:rPr>
+          <w:rFonts w:ascii="Courier New" w:hAnsi="Courier New"/>
+          <w:color w:val="B42318"/>
+          <w:sz w:val="20"/>
+        </w:rPr>
+        <w:t>call_01HZX3…</w:t>
+      </w:r>
+      <w:r>
+        <w:rPr/>
+        <w:t xml:space="preserve"> (prefixed ULID).</w:t>
+      </w:r>
+    </w:p>
+    <w:p>
+      <w:r>
+        <w:rPr/>
+      </w:r>
+      <w:r>
+        <w:rPr>
+          <w:b/>
+        </w:rPr>
+        <w:t>Say it like this:</w:t>
+      </w:r>
+      <w:r>
+        <w:rPr/>
+        <w:t xml:space="preserve"> "Opaque IDs avoid leaking business volume and make enumeration harder, but authorisation is still the real protection."</w:t>
+      </w:r>
+    </w:p>
+    <w:p>
+      <w:pPr>
+        <w:pBdr>
+          <w:bottom w:val="single" w:sz="6" w:space="1" w:color="BFC7D5"/>
+        </w:pBdr>
+      </w:pPr>
+    </w:p>
+    <w:p>
+      <w:pPr>
+        <w:pStyle w:val="Heading2"/>
+        <w:pBdr>
+          <w:bottom w:val="single" w:sz="6" w:space="1" w:color="BFC7D5"/>
+        </w:pBdr>
+      </w:pPr>
+      <w:r>
+        <w:rPr/>
+        <w:t>🟡 More Intermediate</w:t>
+      </w:r>
+    </w:p>
+    <w:p>
+      <w:pPr>
+        <w:keepNext/>
+        <w:spacing w:before="200"/>
+      </w:pPr>
+      <w:r>
+        <w:rPr>
+          <w:color w:val="1F3A5F"/>
+          <w:sz w:val="24"/>
+        </w:rPr>
+      </w:r>
+      <w:r>
+        <w:rPr>
+          <w:b/>
+          <w:color w:val="1F3A5F"/>
+          <w:sz w:val="24"/>
+        </w:rPr>
+        <w:t>Q28. How do ETags and conditional requests work?</w:t>
+      </w:r>
+      <w:r>
+        <w:rPr>
+          <w:color w:val="1F3A5F"/>
+          <w:sz w:val="24"/>
+        </w:rPr>
+      </w:r>
+    </w:p>
+    <w:p>
+      <w:r>
+        <w:rPr/>
+      </w:r>
+      <w:r>
+        <w:rPr>
+          <w:b/>
+        </w:rPr>
+        <w:t>Short answer:</w:t>
+      </w:r>
+      <w:r>
+        <w:rPr/>
+        <w:t xml:space="preserve"> The server sends an </w:t>
+      </w:r>
+      <w:r>
+        <w:rPr>
+          <w:rFonts w:ascii="Courier New" w:hAnsi="Courier New"/>
+          <w:color w:val="B42318"/>
+          <w:sz w:val="20"/>
+        </w:rPr>
+        <w:t>ETag</w:t>
+      </w:r>
+      <w:r>
+        <w:rPr/>
+        <w:t xml:space="preserve"> (a version hash); clients send </w:t>
+      </w:r>
+      <w:r>
+        <w:rPr>
+          <w:rFonts w:ascii="Courier New" w:hAnsi="Courier New"/>
+          <w:color w:val="B42318"/>
+          <w:sz w:val="20"/>
+        </w:rPr>
+        <w:t>If-None-Match</w:t>
+      </w:r>
+      <w:r>
+        <w:rPr/>
+        <w:t xml:space="preserve"> to get 304 Not Modified if unchanged, or </w:t>
+      </w:r>
+      <w:r>
+        <w:rPr>
+          <w:rFonts w:ascii="Courier New" w:hAnsi="Courier New"/>
+          <w:color w:val="B42318"/>
+          <w:sz w:val="20"/>
+        </w:rPr>
+        <w:t>If-Match</w:t>
+      </w:r>
+      <w:r>
+        <w:rPr/>
+        <w:t xml:space="preserve"> to update only if unchanged.</w:t>
+      </w:r>
+    </w:p>
+    <w:p>
+      <w:r>
+        <w:rPr/>
+      </w:r>
+      <w:r>
+        <w:rPr>
+          <w:b/>
+        </w:rPr>
+        <w:t>Explanation:</w:t>
+      </w:r>
+      <w:r>
+        <w:rPr/>
+        <w:t xml:space="preserve"> Saves bandwidth and prevents lost updates.</w:t>
+      </w:r>
+    </w:p>
+    <w:p>
+      <w:r>
+        <w:rPr/>
+      </w:r>
+      <w:r>
+        <w:rPr>
+          <w:b/>
+        </w:rPr>
+        <w:t>Example:</w:t>
+      </w:r>
+      <w:r>
+        <w:rPr/>
+        <w:t xml:space="preserve"> </w:t>
+      </w:r>
+      <w:r>
+        <w:rPr>
+          <w:rFonts w:ascii="Courier New" w:hAnsi="Courier New"/>
+          <w:color w:val="B42318"/>
+          <w:sz w:val="20"/>
+        </w:rPr>
+        <w:t>GET /tenants/1/config</w:t>
+      </w:r>
+      <w:r>
+        <w:rPr/>
+        <w:t xml:space="preserve"> → </w:t>
+      </w:r>
+      <w:r>
+        <w:rPr>
+          <w:rFonts w:ascii="Courier New" w:hAnsi="Courier New"/>
+          <w:color w:val="B42318"/>
+          <w:sz w:val="20"/>
+        </w:rPr>
+        <w:t>ETag: "v42"</w:t>
+      </w:r>
+      <w:r>
+        <w:rPr/>
+        <w:t xml:space="preserve">; next request with </w:t>
+      </w:r>
+      <w:r>
+        <w:rPr>
+          <w:rFonts w:ascii="Courier New" w:hAnsi="Courier New"/>
+          <w:color w:val="B42318"/>
+          <w:sz w:val="20"/>
+        </w:rPr>
+        <w:t>If-None-Match: "v42"</w:t>
+      </w:r>
+      <w:r>
+        <w:rPr/>
+        <w:t xml:space="preserve"> → 304.</w:t>
+      </w:r>
+    </w:p>
+    <w:p>
+      <w:r>
+        <w:rPr/>
+      </w:r>
+      <w:r>
+        <w:rPr>
+          <w:b/>
+        </w:rPr>
+        <w:t>Say it like this:</w:t>
+      </w:r>
+      <w:r>
+        <w:rPr/>
+        <w:t xml:space="preserve"> "ETags make reads cheaper with 304s and writes safer with If-Match."</w:t>
+      </w:r>
+    </w:p>
+    <w:p>
+      <w:pPr>
+        <w:pBdr>
+          <w:bottom w:val="single" w:sz="6" w:space="1" w:color="BFC7D5"/>
+        </w:pBdr>
+      </w:pPr>
+    </w:p>
+    <w:p>
+      <w:pPr>
+        <w:keepNext/>
+        <w:spacing w:before="200"/>
+      </w:pPr>
+      <w:r>
+        <w:rPr>
+          <w:color w:val="1F3A5F"/>
+          <w:sz w:val="24"/>
+        </w:rPr>
+      </w:r>
+      <w:r>
+        <w:rPr>
+          <w:b/>
+          <w:color w:val="1F3A5F"/>
+          <w:sz w:val="24"/>
+        </w:rPr>
+        <w:t>Q29. How do you set HTTP caching headers for an API?</w:t>
+      </w:r>
+      <w:r>
+        <w:rPr>
+          <w:color w:val="1F3A5F"/>
+          <w:sz w:val="24"/>
+        </w:rPr>
+      </w:r>
+    </w:p>
+    <w:p>
+      <w:r>
+        <w:rPr/>
+      </w:r>
+      <w:r>
+        <w:rPr>
+          <w:b/>
+        </w:rPr>
+        <w:t>Short answer:</w:t>
+      </w:r>
+      <w:r>
+        <w:rPr/>
+        <w:t xml:space="preserve"> </w:t>
+      </w:r>
+      <w:r>
+        <w:rPr>
+          <w:rFonts w:ascii="Courier New" w:hAnsi="Courier New"/>
+          <w:color w:val="B42318"/>
+          <w:sz w:val="20"/>
+        </w:rPr>
+        <w:t>Cache-Control: no-store</w:t>
+      </w:r>
+      <w:r>
+        <w:rPr/>
+        <w:t xml:space="preserve"> for sensitive or per-user data; </w:t>
+      </w:r>
+      <w:r>
+        <w:rPr>
+          <w:rFonts w:ascii="Courier New" w:hAnsi="Courier New"/>
+          <w:color w:val="B42318"/>
+          <w:sz w:val="20"/>
+        </w:rPr>
+        <w:t>private, max-age</w:t>
+      </w:r>
+      <w:r>
+        <w:rPr/>
+        <w:t xml:space="preserve"> for per-user cacheable data; </w:t>
+      </w:r>
+      <w:r>
+        <w:rPr>
+          <w:rFonts w:ascii="Courier New" w:hAnsi="Courier New"/>
+          <w:color w:val="B42318"/>
+          <w:sz w:val="20"/>
+        </w:rPr>
+        <w:t>public, max-age, s-maxage</w:t>
+      </w:r>
+      <w:r>
+        <w:rPr/>
+        <w:t xml:space="preserve"> for shared data; plus </w:t>
+      </w:r>
+      <w:r>
+        <w:rPr>
+          <w:rFonts w:ascii="Courier New" w:hAnsi="Courier New"/>
+          <w:color w:val="B42318"/>
+          <w:sz w:val="20"/>
+        </w:rPr>
+        <w:t>ETag</w:t>
+      </w:r>
+      <w:r>
+        <w:rPr/>
+        <w:t>.</w:t>
+      </w:r>
+    </w:p>
+    <w:p>
+      <w:r>
+        <w:rPr/>
+      </w:r>
+      <w:r>
+        <w:rPr>
+          <w:b/>
+        </w:rPr>
+        <w:t>Explanation:</w:t>
+      </w:r>
+      <w:r>
+        <w:rPr/>
+        <w:t xml:space="preserve"> Never let a CDN cache authenticated responses unless keyed correctly.</w:t>
+      </w:r>
+    </w:p>
+    <w:p>
+      <w:r>
+        <w:rPr/>
+      </w:r>
+      <w:r>
+        <w:rPr>
+          <w:b/>
+        </w:rPr>
+        <w:t>Example:</w:t>
+      </w:r>
+      <w:r>
+        <w:rPr/>
+        <w:t xml:space="preserve"> Patient data → </w:t>
+      </w:r>
+      <w:r>
+        <w:rPr>
+          <w:rFonts w:ascii="Courier New" w:hAnsi="Courier New"/>
+          <w:color w:val="B42318"/>
+          <w:sz w:val="20"/>
+        </w:rPr>
+        <w:t>no-store</w:t>
+      </w:r>
+      <w:r>
+        <w:rPr/>
+        <w:t xml:space="preserve">; public airport list → </w:t>
+      </w:r>
+      <w:r>
+        <w:rPr>
+          <w:rFonts w:ascii="Courier New" w:hAnsi="Courier New"/>
+          <w:color w:val="B42318"/>
+          <w:sz w:val="20"/>
+        </w:rPr>
+        <w:t>public, max-age=3600</w:t>
+      </w:r>
+      <w:r>
+        <w:rPr/>
+        <w:t>.</w:t>
+      </w:r>
+    </w:p>
+    <w:p>
+      <w:r>
+        <w:rPr/>
+      </w:r>
+      <w:r>
+        <w:rPr>
+          <w:b/>
+        </w:rPr>
+        <w:t>Say it like this:</w:t>
+      </w:r>
+      <w:r>
+        <w:rPr/>
+        <w:t xml:space="preserve"> "Sensitive responses are never cached; public reference data is cached aggressively at the CDN."</w:t>
+      </w:r>
+    </w:p>
+    <w:p>
+      <w:pPr>
+        <w:pBdr>
+          <w:bottom w:val="single" w:sz="6" w:space="1" w:color="BFC7D5"/>
+        </w:pBdr>
+      </w:pPr>
+    </w:p>
+    <w:p>
+      <w:pPr>
+        <w:keepNext/>
+        <w:spacing w:before="200"/>
+      </w:pPr>
+      <w:r>
+        <w:rPr>
+          <w:color w:val="1F3A5F"/>
+          <w:sz w:val="24"/>
+        </w:rPr>
+      </w:r>
+      <w:r>
+        <w:rPr>
+          <w:b/>
+          <w:color w:val="1F3A5F"/>
+          <w:sz w:val="24"/>
+        </w:rPr>
+        <w:t>Q30. How do you design bulk operations?</w:t>
+      </w:r>
+      <w:r>
+        <w:rPr>
+          <w:color w:val="1F3A5F"/>
+          <w:sz w:val="24"/>
+        </w:rPr>
+      </w:r>
+    </w:p>
+    <w:p>
+      <w:r>
+        <w:rPr/>
+      </w:r>
+      <w:r>
+        <w:rPr>
+          <w:b/>
+        </w:rPr>
+        <w:t>Short answer:</w:t>
+      </w:r>
+      <w:r>
+        <w:rPr/>
+        <w:t xml:space="preserve"> A batch endpoint that accepts many items and returns per-item results, or an async bulk job for large batches.</w:t>
+      </w:r>
+    </w:p>
+    <w:p>
+      <w:r>
+        <w:rPr/>
+      </w:r>
+      <w:r>
+        <w:rPr>
+          <w:b/>
+        </w:rPr>
+        <w:t>Explanation:</w:t>
+      </w:r>
+      <w:r>
+        <w:rPr/>
+        <w:t xml:space="preserve"> Decide whether the batch is atomic (all or nothing) or partial, and document it.</w:t>
+      </w:r>
+    </w:p>
+    <w:p>
+      <w:r>
+        <w:rPr/>
+      </w:r>
+      <w:r>
+        <w:rPr>
+          <w:b/>
+        </w:rPr>
+        <w:t>Example:</w:t>
+      </w:r>
+      <w:r>
+        <w:rPr/>
+        <w:t xml:space="preserve"> </w:t>
+      </w:r>
+      <w:r>
+        <w:rPr>
+          <w:rFonts w:ascii="Courier New" w:hAnsi="Courier New"/>
+          <w:color w:val="B42318"/>
+          <w:sz w:val="20"/>
+        </w:rPr>
+        <w:t>POST /scorecards:batch</w:t>
+      </w:r>
+      <w:r>
+        <w:rPr/>
+        <w:t xml:space="preserve"> → </w:t>
+      </w:r>
+      <w:r>
+        <w:rPr>
+          <w:rFonts w:ascii="Courier New" w:hAnsi="Courier New"/>
+          <w:color w:val="B42318"/>
+          <w:sz w:val="20"/>
+        </w:rPr>
+        <w:t>207</w:t>
+      </w:r>
+      <w:r>
+        <w:rPr/>
+        <w:t xml:space="preserve">-style response </w:t>
+      </w:r>
+      <w:r>
+        <w:rPr>
+          <w:rFonts w:ascii="Courier New" w:hAnsi="Courier New"/>
+          <w:color w:val="B42318"/>
+          <w:sz w:val="20"/>
+        </w:rPr>
+        <w:t>{ results: [{ id, status: 201 }, { index: 3, error: … }] }</w:t>
+      </w:r>
+      <w:r>
+        <w:rPr/>
+        <w:t>.</w:t>
+      </w:r>
+    </w:p>
+    <w:p>
+      <w:r>
+        <w:rPr/>
+      </w:r>
+      <w:r>
+        <w:rPr>
+          <w:b/>
+        </w:rPr>
+        <w:t>Say it like this:</w:t>
+      </w:r>
+      <w:r>
+        <w:rPr/>
+        <w:t xml:space="preserve"> "Bulk endpoints return a result per item, and anything large becomes an async job."</w:t>
+      </w:r>
+    </w:p>
+    <w:p>
+      <w:pPr>
+        <w:pBdr>
+          <w:bottom w:val="single" w:sz="6" w:space="1" w:color="BFC7D5"/>
+        </w:pBdr>
+      </w:pPr>
+    </w:p>
+    <w:p>
+      <w:pPr>
+        <w:keepNext/>
+        <w:spacing w:before="200"/>
+      </w:pPr>
+      <w:r>
+        <w:rPr>
+          <w:color w:val="1F3A5F"/>
+          <w:sz w:val="24"/>
+        </w:rPr>
+      </w:r>
+      <w:r>
+        <w:rPr>
+          <w:b/>
+          <w:color w:val="1F3A5F"/>
+          <w:sz w:val="24"/>
+        </w:rPr>
+        <w:t>Q31. How do you design search endpoints?</w:t>
+      </w:r>
+      <w:r>
+        <w:rPr>
+          <w:color w:val="1F3A5F"/>
+          <w:sz w:val="24"/>
+        </w:rPr>
+      </w:r>
+    </w:p>
+    <w:p>
+      <w:r>
+        <w:rPr/>
+      </w:r>
+      <w:r>
+        <w:rPr>
+          <w:b/>
+        </w:rPr>
+        <w:t>Short answer:</w:t>
+      </w:r>
+      <w:r>
+        <w:rPr/>
+        <w:t xml:space="preserve"> </w:t>
+      </w:r>
+      <w:r>
+        <w:rPr>
+          <w:rFonts w:ascii="Courier New" w:hAnsi="Courier New"/>
+          <w:color w:val="B42318"/>
+          <w:sz w:val="20"/>
+        </w:rPr>
+        <w:t>GET /resources?q=…</w:t>
+      </w:r>
+      <w:r>
+        <w:rPr/>
+        <w:t xml:space="preserve"> with validated filters, or </w:t>
+      </w:r>
+      <w:r>
+        <w:rPr>
+          <w:rFonts w:ascii="Courier New" w:hAnsi="Courier New"/>
+          <w:color w:val="B42318"/>
+          <w:sz w:val="20"/>
+        </w:rPr>
+        <w:t>POST /resources/search</w:t>
+      </w:r>
+      <w:r>
+        <w:rPr/>
+        <w:t xml:space="preserve"> when the query is complex; backed by a search index for full-text.</w:t>
+      </w:r>
+    </w:p>
+    <w:p>
+      <w:r>
+        <w:rPr/>
+      </w:r>
+      <w:r>
+        <w:rPr>
+          <w:b/>
+        </w:rPr>
+        <w:t>Explanation:</w:t>
+      </w:r>
+      <w:r>
+        <w:rPr/>
+        <w:t xml:space="preserve"> Return pagination and total counts carefully (exact counts are expensive).</w:t>
+      </w:r>
+    </w:p>
+    <w:p>
+      <w:r>
+        <w:rPr/>
+      </w:r>
+      <w:r>
+        <w:rPr>
+          <w:b/>
+        </w:rPr>
+        <w:t>Example:</w:t>
+      </w:r>
+      <w:r>
+        <w:rPr/>
+        <w:t xml:space="preserve"> </w:t>
+      </w:r>
+      <w:r>
+        <w:rPr>
+          <w:rFonts w:ascii="Courier New" w:hAnsi="Courier New"/>
+          <w:color w:val="B42318"/>
+          <w:sz w:val="20"/>
+        </w:rPr>
+        <w:t>GET /calls?q=refund&amp;agentId=12&amp;from=2026-01-01</w:t>
+      </w:r>
+      <w:r>
+        <w:rPr/>
+        <w:t>.</w:t>
+      </w:r>
+    </w:p>
+    <w:p>
+      <w:r>
+        <w:rPr/>
+      </w:r>
+      <w:r>
+        <w:rPr>
+          <w:b/>
+        </w:rPr>
+        <w:t>Say it like this:</w:t>
+      </w:r>
+      <w:r>
+        <w:rPr/>
+        <w:t xml:space="preserve"> "Simple filters stay as query parameters; complex search gets a POST endpoint backed by a proper search index."</w:t>
+      </w:r>
+    </w:p>
+    <w:p>
+      <w:pPr>
+        <w:pBdr>
+          <w:bottom w:val="single" w:sz="6" w:space="1" w:color="BFC7D5"/>
+        </w:pBdr>
+      </w:pPr>
+    </w:p>
+    <w:p>
+      <w:pPr>
+        <w:keepNext/>
+        <w:spacing w:before="200"/>
+      </w:pPr>
+      <w:r>
+        <w:rPr>
+          <w:color w:val="1F3A5F"/>
+          <w:sz w:val="24"/>
+        </w:rPr>
+      </w:r>
+      <w:r>
+        <w:rPr>
+          <w:b/>
+          <w:color w:val="1F3A5F"/>
+          <w:sz w:val="24"/>
+        </w:rPr>
+        <w:t>Q32. How do you return related resources without many round trips?</w:t>
+      </w:r>
+      <w:r>
+        <w:rPr>
+          <w:color w:val="1F3A5F"/>
+          <w:sz w:val="24"/>
+        </w:rPr>
+      </w:r>
+    </w:p>
+    <w:p>
+      <w:r>
+        <w:rPr/>
+      </w:r>
+      <w:r>
+        <w:rPr>
+          <w:b/>
+        </w:rPr>
+        <w:t>Short answer:</w:t>
+      </w:r>
+      <w:r>
+        <w:rPr/>
+        <w:t xml:space="preserve"> An </w:t>
+      </w:r>
+      <w:r>
+        <w:rPr>
+          <w:rFonts w:ascii="Courier New" w:hAnsi="Courier New"/>
+          <w:color w:val="B42318"/>
+          <w:sz w:val="20"/>
+        </w:rPr>
+        <w:t>include</w:t>
+      </w:r>
+      <w:r>
+        <w:rPr/>
+        <w:t xml:space="preserve"> or </w:t>
+      </w:r>
+      <w:r>
+        <w:rPr>
+          <w:rFonts w:ascii="Courier New" w:hAnsi="Courier New"/>
+          <w:color w:val="B42318"/>
+          <w:sz w:val="20"/>
+        </w:rPr>
+        <w:t>expand</w:t>
+      </w:r>
+      <w:r>
+        <w:rPr/>
+        <w:t xml:space="preserve"> parameter for selected relations, compound documents, or a BFF endpoint shaped for the screen.</w:t>
+      </w:r>
+    </w:p>
+    <w:p>
+      <w:r>
+        <w:rPr/>
+      </w:r>
+      <w:r>
+        <w:rPr>
+          <w:b/>
+        </w:rPr>
+        <w:t>Explanation:</w:t>
+      </w:r>
+      <w:r>
+        <w:rPr/>
+        <w:t xml:space="preserve"> Limit what can be expanded to avoid expensive queries.</w:t>
+      </w:r>
+    </w:p>
+    <w:p>
+      <w:r>
+        <w:rPr/>
+      </w:r>
+      <w:r>
+        <w:rPr>
+          <w:b/>
+        </w:rPr>
+        <w:t>Example:</w:t>
+      </w:r>
+      <w:r>
+        <w:rPr/>
+        <w:t xml:space="preserve"> </w:t>
+      </w:r>
+      <w:r>
+        <w:rPr>
+          <w:rFonts w:ascii="Courier New" w:hAnsi="Courier New"/>
+          <w:color w:val="B42318"/>
+          <w:sz w:val="20"/>
+        </w:rPr>
+        <w:t>GET /calls/42?include=agent,scorecard</w:t>
+      </w:r>
+      <w:r>
+        <w:rPr/>
+        <w:t>.</w:t>
+      </w:r>
+    </w:p>
+    <w:p>
+      <w:r>
+        <w:rPr/>
+      </w:r>
+      <w:r>
+        <w:rPr>
+          <w:b/>
+        </w:rPr>
+        <w:t>Say it like this:</w:t>
+      </w:r>
+      <w:r>
+        <w:rPr/>
+        <w:t xml:space="preserve"> "A controlled include parameter avoids N round trips without turning REST into an unbounded query language."</w:t>
+      </w:r>
+    </w:p>
+    <w:p>
+      <w:pPr>
+        <w:pBdr>
+          <w:bottom w:val="single" w:sz="6" w:space="1" w:color="BFC7D5"/>
+        </w:pBdr>
+      </w:pPr>
+    </w:p>
+    <w:p>
+      <w:pPr>
+        <w:keepNext/>
+        <w:spacing w:before="200"/>
+      </w:pPr>
+      <w:r>
+        <w:rPr>
+          <w:color w:val="1F3A5F"/>
+          <w:sz w:val="24"/>
+        </w:rPr>
+      </w:r>
+      <w:r>
+        <w:rPr>
+          <w:b/>
+          <w:color w:val="1F3A5F"/>
+          <w:sz w:val="24"/>
+        </w:rPr>
+        <w:t>Q33. What is HATEOAS, and do you use it?</w:t>
+      </w:r>
+      <w:r>
+        <w:rPr>
+          <w:color w:val="1F3A5F"/>
+          <w:sz w:val="24"/>
+        </w:rPr>
+      </w:r>
+    </w:p>
+    <w:p>
+      <w:r>
+        <w:rPr/>
+      </w:r>
+      <w:r>
+        <w:rPr>
+          <w:b/>
+        </w:rPr>
+        <w:t>Short answer:</w:t>
+      </w:r>
+      <w:r>
+        <w:rPr/>
+        <w:t xml:space="preserve"> Responses include links to related actions and resources so clients can navigate the API; most practical APIs use it lightly, if at all.</w:t>
+      </w:r>
+    </w:p>
+    <w:p>
+      <w:r>
+        <w:rPr/>
+      </w:r>
+      <w:r>
+        <w:rPr>
+          <w:b/>
+        </w:rPr>
+        <w:t>Explanation:</w:t>
+      </w:r>
+      <w:r>
+        <w:rPr/>
+        <w:t xml:space="preserve"> Pagination links (</w:t>
+      </w:r>
+      <w:r>
+        <w:rPr>
+          <w:rFonts w:ascii="Courier New" w:hAnsi="Courier New"/>
+          <w:color w:val="B42318"/>
+          <w:sz w:val="20"/>
+        </w:rPr>
+        <w:t>next</w:t>
+      </w:r>
+      <w:r>
+        <w:rPr/>
+        <w:t>) are the most useful form.</w:t>
+      </w:r>
+    </w:p>
+    <w:p>
+      <w:r>
+        <w:rPr/>
+      </w:r>
+      <w:r>
+        <w:rPr>
+          <w:b/>
+        </w:rPr>
+        <w:t>Example:</w:t>
+      </w:r>
+      <w:r>
+        <w:rPr/>
+        <w:t xml:space="preserve"> </w:t>
+      </w:r>
+      <w:r>
+        <w:rPr>
+          <w:rFonts w:ascii="Courier New" w:hAnsi="Courier New"/>
+          <w:color w:val="B42318"/>
+          <w:sz w:val="20"/>
+        </w:rPr>
+        <w:t>"links": { "next": "/v1/calls?cursor=abc" }</w:t>
+      </w:r>
+      <w:r>
+        <w:rPr/>
+        <w:t>.</w:t>
+      </w:r>
+    </w:p>
+    <w:p>
+      <w:r>
+        <w:rPr/>
+      </w:r>
+      <w:r>
+        <w:rPr>
+          <w:b/>
+        </w:rPr>
+        <w:t>Say it like this:</w:t>
+      </w:r>
+      <w:r>
+        <w:rPr/>
+        <w:t xml:space="preserve"> "I use links where they clearly help, like pagination, without making clients depend on full hypermedia."</w:t>
+      </w:r>
+    </w:p>
+    <w:p>
+      <w:pPr>
+        <w:pBdr>
+          <w:bottom w:val="single" w:sz="6" w:space="1" w:color="BFC7D5"/>
+        </w:pBdr>
+      </w:pPr>
+    </w:p>
+    <w:p>
+      <w:pPr>
+        <w:keepNext/>
+        <w:spacing w:before="200"/>
+      </w:pPr>
+      <w:r>
+        <w:rPr>
+          <w:color w:val="1F3A5F"/>
+          <w:sz w:val="24"/>
+        </w:rPr>
+      </w:r>
+      <w:r>
+        <w:rPr>
+          <w:b/>
+          <w:color w:val="1F3A5F"/>
+          <w:sz w:val="24"/>
+        </w:rPr>
+        <w:t>Q34. How do you handle partial failures in an endpoint that calls several services?</w:t>
+      </w:r>
+      <w:r>
+        <w:rPr>
+          <w:color w:val="1F3A5F"/>
+          <w:sz w:val="24"/>
+        </w:rPr>
+      </w:r>
+    </w:p>
+    <w:p>
+      <w:r>
+        <w:rPr/>
+      </w:r>
+      <w:r>
+        <w:rPr>
+          <w:b/>
+        </w:rPr>
+        <w:t>Short answer:</w:t>
+      </w:r>
+      <w:r>
+        <w:rPr/>
+        <w:t xml:space="preserve"> Decide per dependency: fail the request, degrade (return partial data with a flag), or serve cached data; use timeouts so one slow service doesn't block the rest.</w:t>
+      </w:r>
+    </w:p>
+    <w:p>
+      <w:r>
+        <w:rPr/>
+      </w:r>
+      <w:r>
+        <w:rPr>
+          <w:b/>
+        </w:rPr>
+        <w:t>Explanation:</w:t>
+      </w:r>
+      <w:r>
+        <w:rPr/>
+        <w:t xml:space="preserve"> Make degradation visible to clients.</w:t>
+      </w:r>
+    </w:p>
+    <w:p>
+      <w:r>
+        <w:rPr/>
+      </w:r>
+      <w:r>
+        <w:rPr>
+          <w:b/>
+        </w:rPr>
+        <w:t>Example:</w:t>
+      </w:r>
+      <w:r>
+        <w:rPr/>
+        <w:t xml:space="preserve"> Dashboard returns calls and scores, but </w:t>
+      </w:r>
+      <w:r>
+        <w:rPr>
+          <w:rFonts w:ascii="Courier New" w:hAnsi="Courier New"/>
+          <w:color w:val="B42318"/>
+          <w:sz w:val="20"/>
+        </w:rPr>
+        <w:t>"aiInsights": null, "degraded": ["aiInsights"]</w:t>
+      </w:r>
+      <w:r>
+        <w:rPr/>
+        <w:t xml:space="preserve"> when that service is down.</w:t>
+      </w:r>
+    </w:p>
+    <w:p>
+      <w:r>
+        <w:rPr/>
+      </w:r>
+      <w:r>
+        <w:rPr>
+          <w:b/>
+        </w:rPr>
+        <w:t>Say it like this:</w:t>
+      </w:r>
+      <w:r>
+        <w:rPr/>
+        <w:t xml:space="preserve"> "Optional parts degrade gracefully and say so; required parts fail clearly."</w:t>
+      </w:r>
+    </w:p>
+    <w:p>
+      <w:pPr>
+        <w:pBdr>
+          <w:bottom w:val="single" w:sz="6" w:space="1" w:color="BFC7D5"/>
+        </w:pBdr>
+      </w:pPr>
+    </w:p>
+    <w:p>
+      <w:pPr>
+        <w:keepNext/>
+        <w:spacing w:before="200"/>
+      </w:pPr>
+      <w:r>
+        <w:rPr>
+          <w:color w:val="1F3A5F"/>
+          <w:sz w:val="24"/>
+        </w:rPr>
+      </w:r>
+      <w:r>
+        <w:rPr>
+          <w:b/>
+          <w:color w:val="1F3A5F"/>
+          <w:sz w:val="24"/>
+        </w:rPr>
+        <w:t>Q35. How do you design soft deletes and undo?</w:t>
+      </w:r>
+      <w:r>
+        <w:rPr>
+          <w:color w:val="1F3A5F"/>
+          <w:sz w:val="24"/>
+        </w:rPr>
+      </w:r>
+    </w:p>
+    <w:p>
+      <w:r>
+        <w:rPr/>
+      </w:r>
+      <w:r>
+        <w:rPr>
+          <w:b/>
+        </w:rPr>
+        <w:t>Short answer:</w:t>
+      </w:r>
+      <w:r>
+        <w:rPr/>
+        <w:t xml:space="preserve"> Mark rows </w:t>
+      </w:r>
+      <w:r>
+        <w:rPr>
+          <w:rFonts w:ascii="Courier New" w:hAnsi="Courier New"/>
+          <w:color w:val="B42318"/>
+          <w:sz w:val="20"/>
+        </w:rPr>
+        <w:t>deleted_at</w:t>
+      </w:r>
+      <w:r>
+        <w:rPr/>
+        <w:t xml:space="preserve"> instead of removing them, exclude them by default, and purge later; restore by clearing the field.</w:t>
+      </w:r>
+    </w:p>
+    <w:p>
+      <w:r>
+        <w:rPr/>
+      </w:r>
+      <w:r>
+        <w:rPr>
+          <w:b/>
+        </w:rPr>
+        <w:t>Explanation:</w:t>
+      </w:r>
+      <w:r>
+        <w:rPr/>
+        <w:t xml:space="preserve"> Unique constraints need care (partial indexes </w:t>
+      </w:r>
+      <w:r>
+        <w:rPr>
+          <w:rFonts w:ascii="Courier New" w:hAnsi="Courier New"/>
+          <w:color w:val="B42318"/>
+          <w:sz w:val="20"/>
+        </w:rPr>
+        <w:t>WHERE deleted_at IS NULL</w:t>
+      </w:r>
+      <w:r>
+        <w:rPr/>
+        <w:t>). Compliance may require real deletion.</w:t>
+      </w:r>
+    </w:p>
+    <w:p>
+      <w:r>
+        <w:rPr/>
+      </w:r>
+      <w:r>
+        <w:rPr>
+          <w:b/>
+        </w:rPr>
+        <w:t>Example:</w:t>
+      </w:r>
+      <w:r>
+        <w:rPr/>
+        <w:t xml:space="preserve"> </w:t>
+      </w:r>
+      <w:r>
+        <w:rPr>
+          <w:rFonts w:ascii="Courier New" w:hAnsi="Courier New"/>
+          <w:color w:val="B42318"/>
+          <w:sz w:val="20"/>
+        </w:rPr>
+        <w:t>DELETE /scorecards/7</w:t>
+      </w:r>
+      <w:r>
+        <w:rPr/>
+        <w:t xml:space="preserve"> sets </w:t>
+      </w:r>
+      <w:r>
+        <w:rPr>
+          <w:rFonts w:ascii="Courier New" w:hAnsi="Courier New"/>
+          <w:color w:val="B42318"/>
+          <w:sz w:val="20"/>
+        </w:rPr>
+        <w:t>deleted_at</w:t>
+      </w:r>
+      <w:r>
+        <w:rPr/>
+        <w:t xml:space="preserve">; </w:t>
+      </w:r>
+      <w:r>
+        <w:rPr>
+          <w:rFonts w:ascii="Courier New" w:hAnsi="Courier New"/>
+          <w:color w:val="B42318"/>
+          <w:sz w:val="20"/>
+        </w:rPr>
+        <w:t>POST /scorecards/7/restore</w:t>
+      </w:r>
+      <w:r>
+        <w:rPr/>
+        <w:t xml:space="preserve"> undoes it within 30 days.</w:t>
+      </w:r>
+    </w:p>
+    <w:p>
+      <w:r>
+        <w:rPr/>
+      </w:r>
+      <w:r>
+        <w:rPr>
+          <w:b/>
+        </w:rPr>
+        <w:t>Say it like this:</w:t>
+      </w:r>
+      <w:r>
+        <w:rPr/>
+        <w:t xml:space="preserve"> "Soft delete gives undo and auditability, with a scheduled purge for compliance."</w:t>
+      </w:r>
+    </w:p>
+    <w:p>
+      <w:pPr>
+        <w:pBdr>
+          <w:bottom w:val="single" w:sz="6" w:space="1" w:color="BFC7D5"/>
+        </w:pBdr>
+      </w:pPr>
+    </w:p>
+    <w:p>
+      <w:pPr>
+        <w:keepNext/>
+        <w:spacing w:before="200"/>
+      </w:pPr>
+      <w:r>
+        <w:rPr>
+          <w:color w:val="1F3A5F"/>
+          <w:sz w:val="24"/>
+        </w:rPr>
+      </w:r>
+      <w:r>
+        <w:rPr>
+          <w:b/>
+          <w:color w:val="1F3A5F"/>
+          <w:sz w:val="24"/>
+        </w:rPr>
+        <w:t>Q36. How do you make an API discoverable and easy to use?</w:t>
+      </w:r>
+      <w:r>
+        <w:rPr>
+          <w:color w:val="1F3A5F"/>
+          <w:sz w:val="24"/>
+        </w:rPr>
+      </w:r>
+    </w:p>
+    <w:p>
+      <w:r>
+        <w:rPr/>
+      </w:r>
+      <w:r>
+        <w:rPr>
+          <w:b/>
+        </w:rPr>
+        <w:t>Short answer:</w:t>
+      </w:r>
+      <w:r>
+        <w:rPr/>
+        <w:t xml:space="preserve"> Consistent naming and errors, OpenAPI docs with examples, SDKs or generated types, a sandbox, and a changelog.</w:t>
+      </w:r>
+    </w:p>
+    <w:p>
+      <w:r>
+        <w:rPr/>
+      </w:r>
+      <w:r>
+        <w:rPr>
+          <w:b/>
+        </w:rPr>
+        <w:t>Explanation:</w:t>
+      </w:r>
+      <w:r>
+        <w:rPr/>
+        <w:t xml:space="preserve"> Developer experience reduces support load.</w:t>
+      </w:r>
+    </w:p>
+    <w:p>
+      <w:r>
+        <w:rPr/>
+      </w:r>
+      <w:r>
+        <w:rPr>
+          <w:b/>
+        </w:rPr>
+        <w:t>Example:</w:t>
+      </w:r>
+      <w:r>
+        <w:rPr/>
+        <w:t xml:space="preserve"> </w:t>
+      </w:r>
+      <w:r>
+        <w:rPr>
+          <w:rFonts w:ascii="Courier New" w:hAnsi="Courier New"/>
+          <w:color w:val="B42318"/>
+          <w:sz w:val="20"/>
+        </w:rPr>
+        <w:t>/docs</w:t>
+      </w:r>
+      <w:r>
+        <w:rPr/>
+        <w:t xml:space="preserve"> with "Try it out", plus a Postman collection.</w:t>
+      </w:r>
+    </w:p>
+    <w:p>
+      <w:r>
+        <w:rPr/>
+      </w:r>
+      <w:r>
+        <w:rPr>
+          <w:b/>
+        </w:rPr>
+        <w:t>Say it like this:</w:t>
+      </w:r>
+      <w:r>
+        <w:rPr/>
+        <w:t xml:space="preserve"> "A predictable API with good docs and examples saves more support time than any feature."</w:t>
+      </w:r>
+    </w:p>
+    <w:p>
+      <w:pPr>
+        <w:pBdr>
+          <w:bottom w:val="single" w:sz="6" w:space="1" w:color="BFC7D5"/>
+        </w:pBdr>
+      </w:pPr>
+    </w:p>
+    <w:p>
+      <w:pPr>
+        <w:pStyle w:val="Heading2"/>
+        <w:pBdr>
+          <w:bottom w:val="single" w:sz="6" w:space="1" w:color="BFC7D5"/>
+        </w:pBdr>
+      </w:pPr>
+      <w:r>
+        <w:rPr/>
+        <w:t>🔴 More Advanced</w:t>
+      </w:r>
+    </w:p>
+    <w:p>
+      <w:pPr>
+        <w:keepNext/>
+        <w:spacing w:before="200"/>
+      </w:pPr>
+      <w:r>
+        <w:rPr>
+          <w:color w:val="1F3A5F"/>
+          <w:sz w:val="24"/>
+        </w:rPr>
+      </w:r>
+      <w:r>
+        <w:rPr>
+          <w:b/>
+          <w:color w:val="1F3A5F"/>
+          <w:sz w:val="24"/>
+        </w:rPr>
+        <w:t>Q37. How do you secure a public REST API?</w:t>
+      </w:r>
+      <w:r>
+        <w:rPr>
+          <w:color w:val="1F3A5F"/>
+          <w:sz w:val="24"/>
+        </w:rPr>
+      </w:r>
+    </w:p>
+    <w:p>
+      <w:r>
+        <w:rPr/>
+      </w:r>
+      <w:r>
+        <w:rPr>
+          <w:b/>
+        </w:rPr>
+        <w:t>Short answer:</w:t>
+      </w:r>
+      <w:r>
+        <w:rPr/>
+        <w:t xml:space="preserve"> HTTPS only, strong authentication, object-level authorisation, input validation, rate limits, size limits, safe error messages, logging and monitoring.</w:t>
+      </w:r>
+    </w:p>
+    <w:p>
+      <w:r>
+        <w:rPr/>
+      </w:r>
+      <w:r>
+        <w:rPr>
+          <w:b/>
+        </w:rPr>
+        <w:t>Explanation:</w:t>
+      </w:r>
+      <w:r>
+        <w:rPr/>
+        <w:t xml:space="preserve"> Follow the OWASP API Security Top 10.</w:t>
+      </w:r>
+    </w:p>
+    <w:p>
+      <w:r>
+        <w:rPr/>
+      </w:r>
+      <w:r>
+        <w:rPr>
+          <w:b/>
+        </w:rPr>
+        <w:t>Example:</w:t>
+      </w:r>
+      <w:r>
+        <w:rPr/>
+        <w:t xml:space="preserve"> Every list endpoint has a max page size; every object access is scoped to the caller.</w:t>
+      </w:r>
+    </w:p>
+    <w:p>
+      <w:r>
+        <w:rPr/>
+      </w:r>
+      <w:r>
+        <w:rPr>
+          <w:b/>
+        </w:rPr>
+        <w:t>Say it like this:</w:t>
+      </w:r>
+      <w:r>
+        <w:rPr/>
+        <w:t xml:space="preserve"> "I go down the OWASP API list: authorisation per object, limits on everything, and no internals in errors."</w:t>
+      </w:r>
+    </w:p>
+    <w:p>
+      <w:pPr>
+        <w:pBdr>
+          <w:bottom w:val="single" w:sz="6" w:space="1" w:color="BFC7D5"/>
+        </w:pBdr>
+      </w:pPr>
+    </w:p>
+    <w:p>
+      <w:pPr>
+        <w:keepNext/>
+        <w:spacing w:before="200"/>
+      </w:pPr>
+      <w:r>
+        <w:rPr>
+          <w:color w:val="1F3A5F"/>
+          <w:sz w:val="24"/>
+        </w:rPr>
+      </w:r>
+      <w:r>
+        <w:rPr>
+          <w:b/>
+          <w:color w:val="1F3A5F"/>
+          <w:sz w:val="24"/>
+        </w:rPr>
+        <w:t>Q38. How do you deprecate an endpoint safely?</w:t>
+      </w:r>
+      <w:r>
+        <w:rPr>
+          <w:color w:val="1F3A5F"/>
+          <w:sz w:val="24"/>
+        </w:rPr>
+      </w:r>
+    </w:p>
+    <w:p>
+      <w:r>
+        <w:rPr/>
+      </w:r>
+      <w:r>
+        <w:rPr>
+          <w:b/>
+        </w:rPr>
+        <w:t>Short answer:</w:t>
+      </w:r>
+      <w:r>
+        <w:rPr/>
+        <w:t xml:space="preserve"> Announce with a timeline, add </w:t>
+      </w:r>
+      <w:r>
+        <w:rPr>
+          <w:rFonts w:ascii="Courier New" w:hAnsi="Courier New"/>
+          <w:color w:val="B42318"/>
+          <w:sz w:val="20"/>
+        </w:rPr>
+        <w:t>Deprecation</w:t>
+      </w:r>
+      <w:r>
+        <w:rPr/>
+        <w:t xml:space="preserve"> and </w:t>
+      </w:r>
+      <w:r>
+        <w:rPr>
+          <w:rFonts w:ascii="Courier New" w:hAnsi="Courier New"/>
+          <w:color w:val="B42318"/>
+          <w:sz w:val="20"/>
+        </w:rPr>
+        <w:t>Sunset</w:t>
+      </w:r>
+      <w:r>
+        <w:rPr/>
+        <w:t xml:space="preserve"> headers, measure who still calls it, contact them, then remove after the date.</w:t>
+      </w:r>
+    </w:p>
+    <w:p>
+      <w:r>
+        <w:rPr/>
+      </w:r>
+      <w:r>
+        <w:rPr>
+          <w:b/>
+        </w:rPr>
+        <w:t>Explanation:</w:t>
+      </w:r>
+      <w:r>
+        <w:rPr/>
+        <w:t xml:space="preserve"> Usage data decides whether you can remove it on schedule.</w:t>
+      </w:r>
+    </w:p>
+    <w:p>
+      <w:r>
+        <w:rPr/>
+      </w:r>
+      <w:r>
+        <w:rPr>
+          <w:b/>
+        </w:rPr>
+        <w:t>Example:</w:t>
+      </w:r>
+      <w:r>
+        <w:rPr/>
+        <w:t xml:space="preserve"> Logs tagged by API key show two partners still on v1 a month before sunset.</w:t>
+      </w:r>
+    </w:p>
+    <w:p>
+      <w:r>
+        <w:rPr/>
+      </w:r>
+      <w:r>
+        <w:rPr>
+          <w:b/>
+        </w:rPr>
+        <w:t>Say it like this:</w:t>
+      </w:r>
+      <w:r>
+        <w:rPr/>
+        <w:t xml:space="preserve"> "Deprecation is communication plus measurement: headers, dates, and usage data per client."</w:t>
+      </w:r>
+    </w:p>
+    <w:p>
+      <w:pPr>
+        <w:pBdr>
+          <w:bottom w:val="single" w:sz="6" w:space="1" w:color="BFC7D5"/>
+        </w:pBdr>
+      </w:pPr>
+    </w:p>
+    <w:p>
+      <w:pPr>
+        <w:keepNext/>
+        <w:spacing w:before="200"/>
+      </w:pPr>
+      <w:r>
+        <w:rPr>
+          <w:color w:val="1F3A5F"/>
+          <w:sz w:val="24"/>
+        </w:rPr>
+      </w:r>
+      <w:r>
+        <w:rPr>
+          <w:b/>
+          <w:color w:val="1F3A5F"/>
+          <w:sz w:val="24"/>
+        </w:rPr>
+        <w:t>Q39. How do you design a public API for multiple tenants with different limits?</w:t>
+      </w:r>
+      <w:r>
+        <w:rPr>
+          <w:color w:val="1F3A5F"/>
+          <w:sz w:val="24"/>
+        </w:rPr>
+      </w:r>
+    </w:p>
+    <w:p>
+      <w:r>
+        <w:rPr/>
+      </w:r>
+      <w:r>
+        <w:rPr>
+          <w:b/>
+        </w:rPr>
+        <w:t>Short answer:</w:t>
+      </w:r>
+      <w:r>
+        <w:rPr/>
+        <w:t xml:space="preserve"> Tenant-aware rate limits and quotas, per-plan features checked server-side, and usage metering.</w:t>
+      </w:r>
+    </w:p>
+    <w:p>
+      <w:r>
+        <w:rPr/>
+      </w:r>
+      <w:r>
+        <w:rPr>
+          <w:b/>
+        </w:rPr>
+        <w:t>Explanation:</w:t>
+      </w:r>
+      <w:r>
+        <w:rPr/>
+        <w:t xml:space="preserve"> Return limits in headers (</w:t>
+      </w:r>
+      <w:r>
+        <w:rPr>
+          <w:rFonts w:ascii="Courier New" w:hAnsi="Courier New"/>
+          <w:color w:val="B42318"/>
+          <w:sz w:val="20"/>
+        </w:rPr>
+        <w:t>RateLimit-Limit</w:t>
+      </w:r>
+      <w:r>
+        <w:rPr/>
+        <w:t xml:space="preserve">, </w:t>
+      </w:r>
+      <w:r>
+        <w:rPr>
+          <w:rFonts w:ascii="Courier New" w:hAnsi="Courier New"/>
+          <w:color w:val="B42318"/>
+          <w:sz w:val="20"/>
+        </w:rPr>
+        <w:t>RateLimit-Remaining</w:t>
+      </w:r>
+      <w:r>
+        <w:rPr/>
+        <w:t>).</w:t>
+      </w:r>
+    </w:p>
+    <w:p>
+      <w:r>
+        <w:rPr/>
+      </w:r>
+      <w:r>
+        <w:rPr>
+          <w:b/>
+        </w:rPr>
+        <w:t>Example:</w:t>
+      </w:r>
+      <w:r>
+        <w:rPr/>
+        <w:t xml:space="preserve"> Enterprise tenants get 1,000 requests a minute; trial tenants 60.</w:t>
+      </w:r>
+    </w:p>
+    <w:p>
+      <w:r>
+        <w:rPr/>
+      </w:r>
+      <w:r>
+        <w:rPr>
+          <w:b/>
+        </w:rPr>
+        <w:t>Say it like this:</w:t>
+      </w:r>
+      <w:r>
+        <w:rPr/>
+        <w:t xml:space="preserve"> "Limits and features are per tenant and enforced server-side, with headers that tell clients where they stand."</w:t>
+      </w:r>
+    </w:p>
+    <w:p>
+      <w:pPr>
+        <w:pBdr>
+          <w:bottom w:val="single" w:sz="6" w:space="1" w:color="BFC7D5"/>
+        </w:pBdr>
+      </w:pPr>
+    </w:p>
+    <w:p>
+      <w:pPr>
+        <w:keepNext/>
+        <w:spacing w:before="200"/>
+      </w:pPr>
+      <w:r>
+        <w:rPr>
+          <w:color w:val="1F3A5F"/>
+          <w:sz w:val="24"/>
+        </w:rPr>
+      </w:r>
+      <w:r>
+        <w:rPr>
+          <w:b/>
+          <w:color w:val="1F3A5F"/>
+          <w:sz w:val="24"/>
+        </w:rPr>
+        <w:t>Q40. How do you keep APIs fast at scale?</w:t>
+      </w:r>
+      <w:r>
+        <w:rPr>
+          <w:color w:val="1F3A5F"/>
+          <w:sz w:val="24"/>
+        </w:rPr>
+      </w:r>
+    </w:p>
+    <w:p>
+      <w:r>
+        <w:rPr/>
+      </w:r>
+      <w:r>
+        <w:rPr>
+          <w:b/>
+        </w:rPr>
+        <w:t>Short answer:</w:t>
+      </w:r>
+      <w:r>
+        <w:rPr/>
+        <w:t xml:space="preserve"> Efficient queries with indexes, pagination limits, caching, compression, avoiding chatty calls, and async processing for heavy work.</w:t>
+      </w:r>
+    </w:p>
+    <w:p>
+      <w:r>
+        <w:rPr/>
+      </w:r>
+      <w:r>
+        <w:rPr>
+          <w:b/>
+        </w:rPr>
+        <w:t>Explanation:</w:t>
+      </w:r>
+      <w:r>
+        <w:rPr/>
+        <w:t xml:space="preserve"> Measure p95 and p99 per endpoint.</w:t>
+      </w:r>
+    </w:p>
+    <w:p>
+      <w:r>
+        <w:rPr/>
+      </w:r>
+      <w:r>
+        <w:rPr>
+          <w:b/>
+        </w:rPr>
+        <w:t>Example:</w:t>
+      </w:r>
+      <w:r>
+        <w:rPr/>
+        <w:t xml:space="preserve"> The list endpoint returns summaries; the detail endpoint returns full data.</w:t>
+      </w:r>
+    </w:p>
+    <w:p>
+      <w:r>
+        <w:rPr/>
+      </w:r>
+      <w:r>
+        <w:rPr>
+          <w:b/>
+        </w:rPr>
+        <w:t>Say it like this:</w:t>
+      </w:r>
+      <w:r>
+        <w:rPr/>
+        <w:t xml:space="preserve"> "Small responses, indexed queries, caching and async work keep APIs fast; percentiles tell me where to focus."</w:t>
+      </w:r>
+    </w:p>
+    <w:p>
+      <w:pPr>
+        <w:pBdr>
+          <w:bottom w:val="single" w:sz="6" w:space="1" w:color="BFC7D5"/>
+        </w:pBdr>
+      </w:pPr>
+    </w:p>
+    <w:p>
+      <w:pPr>
+        <w:pStyle w:val="Heading2"/>
+        <w:pBdr>
+          <w:bottom w:val="single" w:sz="6" w:space="1" w:color="BFC7D5"/>
+        </w:pBdr>
+      </w:pPr>
+      <w:r>
+        <w:rPr/>
+        <w:t>🧩 More Scenarios</w:t>
+      </w:r>
+    </w:p>
+    <w:p>
+      <w:pPr>
+        <w:keepNext/>
+        <w:spacing w:before="200"/>
+      </w:pPr>
+      <w:r>
+        <w:rPr>
+          <w:color w:val="1F3A5F"/>
+          <w:sz w:val="24"/>
+        </w:rPr>
+      </w:r>
+      <w:r>
+        <w:rPr>
+          <w:b/>
+          <w:color w:val="1F3A5F"/>
+          <w:sz w:val="24"/>
+        </w:rPr>
+        <w:t>Q41. The frontend team says your API needs 6 calls to render one page. What do you do?</w:t>
+      </w:r>
+      <w:r>
+        <w:rPr>
+          <w:color w:val="1F3A5F"/>
+          <w:sz w:val="24"/>
+        </w:rPr>
+      </w:r>
+    </w:p>
+    <w:p>
+      <w:r>
+        <w:rPr/>
+      </w:r>
+      <w:r>
+        <w:rPr>
+          <w:b/>
+        </w:rPr>
+        <w:t>Short answer:</w:t>
+      </w:r>
+      <w:r>
+        <w:rPr/>
+        <w:t xml:space="preserve"> Add a BFF or aggregate endpoint for that screen, or </w:t>
+      </w:r>
+      <w:r>
+        <w:rPr>
+          <w:rFonts w:ascii="Courier New" w:hAnsi="Courier New"/>
+          <w:color w:val="B42318"/>
+          <w:sz w:val="20"/>
+        </w:rPr>
+        <w:t>include</w:t>
+      </w:r>
+      <w:r>
+        <w:rPr/>
+        <w:t xml:space="preserve"> parameters, after checking whether the calls can run in parallel.</w:t>
+      </w:r>
+    </w:p>
+    <w:p>
+      <w:r>
+        <w:rPr/>
+      </w:r>
+      <w:r>
+        <w:rPr>
+          <w:b/>
+        </w:rPr>
+        <w:t>Explanation:</w:t>
+      </w:r>
+      <w:r>
+        <w:rPr/>
+        <w:t xml:space="preserve"> Balance generic resource APIs against screen-specific needs.</w:t>
+      </w:r>
+    </w:p>
+    <w:p>
+      <w:r>
+        <w:rPr/>
+      </w:r>
+      <w:r>
+        <w:rPr>
+          <w:b/>
+        </w:rPr>
+        <w:t>Example:</w:t>
+      </w:r>
+      <w:r>
+        <w:rPr/>
+        <w:t xml:space="preserve"> </w:t>
+      </w:r>
+      <w:r>
+        <w:rPr>
+          <w:rFonts w:ascii="Courier New" w:hAnsi="Courier New"/>
+          <w:color w:val="B42318"/>
+          <w:sz w:val="20"/>
+        </w:rPr>
+        <w:t>GET /bff/review/42</w:t>
+      </w:r>
+      <w:r>
+        <w:rPr/>
+        <w:t xml:space="preserve"> returns call, transcript, flags and scorecard together.</w:t>
+      </w:r>
+    </w:p>
+    <w:p>
+      <w:r>
+        <w:rPr/>
+      </w:r>
+      <w:r>
+        <w:rPr>
+          <w:b/>
+        </w:rPr>
+        <w:t>Say it like this:</w:t>
+      </w:r>
+      <w:r>
+        <w:rPr/>
+        <w:t xml:space="preserve"> "If a screen needs six calls, the API isn't serving its client. A BFF endpoint shaped for that screen fixes it."</w:t>
+      </w:r>
+    </w:p>
+    <w:p>
+      <w:pPr>
+        <w:pBdr>
+          <w:bottom w:val="single" w:sz="6" w:space="1" w:color="BFC7D5"/>
+        </w:pBdr>
+      </w:pPr>
+    </w:p>
+    <w:p>
+      <w:pPr>
+        <w:keepNext/>
+        <w:spacing w:before="200"/>
+      </w:pPr>
+      <w:r>
+        <w:rPr>
+          <w:color w:val="1F3A5F"/>
+          <w:sz w:val="24"/>
+        </w:rPr>
+      </w:r>
+      <w:r>
+        <w:rPr>
+          <w:b/>
+          <w:color w:val="1F3A5F"/>
+          <w:sz w:val="24"/>
+        </w:rPr>
+        <w:t>Q42. A client sends dates in local time and data ends up off by hours. How do you fix it?</w:t>
+      </w:r>
+      <w:r>
+        <w:rPr>
+          <w:color w:val="1F3A5F"/>
+          <w:sz w:val="24"/>
+        </w:rPr>
+      </w:r>
+    </w:p>
+    <w:p>
+      <w:r>
+        <w:rPr/>
+      </w:r>
+      <w:r>
+        <w:rPr>
+          <w:b/>
+        </w:rPr>
+        <w:t>Short answer:</w:t>
+      </w:r>
+      <w:r>
+        <w:rPr/>
+        <w:t xml:space="preserve"> Require ISO 8601 with an offset or </w:t>
+      </w:r>
+      <w:r>
+        <w:rPr>
+          <w:rFonts w:ascii="Courier New" w:hAnsi="Courier New"/>
+          <w:color w:val="B42318"/>
+          <w:sz w:val="20"/>
+        </w:rPr>
+        <w:t>Z</w:t>
+      </w:r>
+      <w:r>
+        <w:rPr/>
+        <w:t>, reject ambiguous values, and store UTC.</w:t>
+      </w:r>
+    </w:p>
+    <w:p>
+      <w:r>
+        <w:rPr/>
+      </w:r>
+      <w:r>
+        <w:rPr>
+          <w:b/>
+        </w:rPr>
+        <w:t>Explanation:</w:t>
+      </w:r>
+      <w:r>
+        <w:rPr/>
+        <w:t xml:space="preserve"> Convert to the user's time zone only for display.</w:t>
+      </w:r>
+    </w:p>
+    <w:p>
+      <w:r>
+        <w:rPr/>
+      </w:r>
+      <w:r>
+        <w:rPr>
+          <w:b/>
+        </w:rPr>
+        <w:t>Example:</w:t>
+      </w:r>
+      <w:r>
+        <w:rPr/>
+        <w:t xml:space="preserve"> </w:t>
+      </w:r>
+      <w:r>
+        <w:rPr>
+          <w:rFonts w:ascii="Courier New" w:hAnsi="Courier New"/>
+          <w:color w:val="B42318"/>
+          <w:sz w:val="20"/>
+        </w:rPr>
+        <w:t>"2026-03-14T09:30:00"</w:t>
+      </w:r>
+      <w:r>
+        <w:rPr/>
+        <w:t xml:space="preserve"> without offset → 400 with a clear message.</w:t>
+      </w:r>
+    </w:p>
+    <w:p>
+      <w:r>
+        <w:rPr/>
+      </w:r>
+      <w:r>
+        <w:rPr>
+          <w:b/>
+        </w:rPr>
+        <w:t>Say it like this:</w:t>
+      </w:r>
+      <w:r>
+        <w:rPr/>
+        <w:t xml:space="preserve"> "Ambiguous times are rejected at the edge, and everything is stored in UTC."</w:t>
+      </w:r>
+    </w:p>
+    <w:p>
+      <w:pPr>
+        <w:pBdr>
+          <w:bottom w:val="single" w:sz="6" w:space="1" w:color="BFC7D5"/>
+        </w:pBdr>
+      </w:pPr>
+    </w:p>
+    <w:p>
+      <w:pPr>
+        <w:keepNext/>
+        <w:spacing w:before="200"/>
+      </w:pPr>
+      <w:r>
+        <w:rPr>
+          <w:color w:val="1F3A5F"/>
+          <w:sz w:val="24"/>
+        </w:rPr>
+      </w:r>
+      <w:r>
+        <w:rPr>
+          <w:b/>
+          <w:color w:val="1F3A5F"/>
+          <w:sz w:val="24"/>
+        </w:rPr>
+        <w:t>Q43. An endpoint is accidentally returning internal fields like password hashes. How do you prevent this class of bug?</w:t>
+      </w:r>
+      <w:r>
+        <w:rPr>
+          <w:color w:val="1F3A5F"/>
+          <w:sz w:val="24"/>
+        </w:rPr>
+      </w:r>
+    </w:p>
+    <w:p>
+      <w:r>
+        <w:rPr/>
+      </w:r>
+      <w:r>
+        <w:rPr>
+          <w:b/>
+        </w:rPr>
+        <w:t>Short answer:</w:t>
+      </w:r>
+      <w:r>
+        <w:rPr/>
+        <w:t xml:space="preserve"> Use explicit response DTOs or serializers (allowlists), never return database entities directly, and add tests on response shape.</w:t>
+      </w:r>
+    </w:p>
+    <w:p>
+      <w:r>
+        <w:rPr/>
+      </w:r>
+      <w:r>
+        <w:rPr>
+          <w:b/>
+        </w:rPr>
+        <w:t>Explanation:</w:t>
+      </w:r>
+      <w:r>
+        <w:rPr/>
+        <w:t xml:space="preserve"> Contract tests against the OpenAPI schema catch extra fields.</w:t>
+      </w:r>
+    </w:p>
+    <w:p>
+      <w:r>
+        <w:rPr/>
+      </w:r>
+      <w:r>
+        <w:rPr>
+          <w:b/>
+        </w:rPr>
+        <w:t>Example:</w:t>
+      </w:r>
+      <w:r>
+        <w:rPr/>
+        <w:t xml:space="preserve"> </w:t>
+      </w:r>
+      <w:r>
+        <w:rPr>
+          <w:rFonts w:ascii="Courier New" w:hAnsi="Courier New"/>
+          <w:color w:val="B42318"/>
+          <w:sz w:val="20"/>
+        </w:rPr>
+        <w:t>UserOut</w:t>
+      </w:r>
+      <w:r>
+        <w:rPr/>
+        <w:t xml:space="preserve"> includes </w:t>
+      </w:r>
+      <w:r>
+        <w:rPr>
+          <w:rFonts w:ascii="Courier New" w:hAnsi="Courier New"/>
+          <w:color w:val="B42318"/>
+          <w:sz w:val="20"/>
+        </w:rPr>
+        <w:t>id</w:t>
+      </w:r>
+      <w:r>
+        <w:rPr/>
+        <w:t xml:space="preserve">, </w:t>
+      </w:r>
+      <w:r>
+        <w:rPr>
+          <w:rFonts w:ascii="Courier New" w:hAnsi="Courier New"/>
+          <w:color w:val="B42318"/>
+          <w:sz w:val="20"/>
+        </w:rPr>
+        <w:t>name</w:t>
+      </w:r>
+      <w:r>
+        <w:rPr/>
+        <w:t xml:space="preserve">, </w:t>
+      </w:r>
+      <w:r>
+        <w:rPr>
+          <w:rFonts w:ascii="Courier New" w:hAnsi="Courier New"/>
+          <w:color w:val="B42318"/>
+          <w:sz w:val="20"/>
+        </w:rPr>
+        <w:t>role</w:t>
+      </w:r>
+      <w:r>
+        <w:rPr/>
+        <w:t xml:space="preserve"> only.</w:t>
+      </w:r>
+    </w:p>
+    <w:p>
+      <w:r>
+        <w:rPr/>
+      </w:r>
+      <w:r>
+        <w:rPr>
+          <w:b/>
+        </w:rPr>
+        <w:t>Say it like this:</w:t>
+      </w:r>
+      <w:r>
+        <w:rPr/>
+        <w:t xml:space="preserve"> "Responses are built from allowlisted output models, so internal fields can't leak even when the entity changes."</w:t>
+      </w:r>
+    </w:p>
+    <w:p>
+      <w:pPr>
+        <w:pBdr>
+          <w:bottom w:val="single" w:sz="6" w:space="1" w:color="BFC7D5"/>
+        </w:pBdr>
+      </w:pPr>
+    </w:p>
+    <w:p>
+      <w:pPr>
+        <w:pStyle w:val="Heading2"/>
+        <w:pBdr>
+          <w:bottom w:val="single" w:sz="6" w:space="1" w:color="BFC7D5"/>
+        </w:pBdr>
+      </w:pPr>
+      <w:r>
+        <w:rPr/>
+        <w:t>🎯 From Your Resume</w:t>
+      </w:r>
+    </w:p>
+    <w:p>
+      <w:pPr>
+        <w:keepNext/>
+        <w:spacing w:before="200"/>
+      </w:pPr>
+      <w:r>
+        <w:rPr>
+          <w:color w:val="1F3A5F"/>
+          <w:sz w:val="24"/>
+        </w:rPr>
+      </w:r>
+      <w:r>
+        <w:rPr>
+          <w:b/>
+          <w:color w:val="1F3A5F"/>
+          <w:sz w:val="24"/>
+        </w:rPr>
+        <w:t>Q44. "How did the frontend and backend agree on API contracts at BpoBox?"</w:t>
       </w:r>
       <w:r>
         <w:rPr>
